--- a/envelope-paper/manuscript/PAPER.docx
+++ b/envelope-paper/manuscript/PAPER.docx
@@ -2,7 +2,7 @@
 <file path=word/document.xml><?xml version="1.0" encoding="utf-8"?>
 <w:document xmlns:w="http://schemas.openxmlformats.org/wordprocessingml/2006/main" xmlns:m="http://schemas.openxmlformats.org/officeDocument/2006/math" xmlns:r="http://schemas.openxmlformats.org/officeDocument/2006/relationships" xmlns:o="urn:schemas-microsoft-com:office:office" xmlns:v="urn:schemas-microsoft-com:vml" xmlns:w10="urn:schemas-microsoft-com:office:word" xmlns:a="http://schemas.openxmlformats.org/drawingml/2006/main" xmlns:pic="http://schemas.openxmlformats.org/drawingml/2006/picture" xmlns:wp="http://schemas.openxmlformats.org/drawingml/2006/wordprocessingDrawing">
   <w:body>
-    <w:bookmarkStart w:id="49" w:name="X57e0f59437e25741aec66bb4af41937ed0b0e81"/>
+    <w:bookmarkStart w:id="47" w:name="X57e0f59437e25741aec66bb4af41937ed0b0e81"/>
     <w:p>
       <w:pPr>
         <w:pStyle w:val="Heading1"/>
@@ -1371,7 +1371,7 @@
         <w:t xml:space="preserve"> </w:t>
       </w:r>
       <w:r>
-        <w:t xml:space="preserve">(6), and elevated mistranslation engages the heat-shock buffering response (15). On the folding side, synonymous recoding impairs fitness by perturbing cotranslational folding and increasing degradation susceptibility (16), and synonymous changes direct the same amino acid sequence toward distinct folding outcomes (17, 18).</w:t>
+        <w:t xml:space="preserve">(6), and elevated mistranslation engages the heat-shock buffering response (15). On the folding side, synonymous recoding impairs fitness by perturbing cotranslational folding and increasing degradation susceptibility (16), and synonymous changes direct the same amino acid sequence toward distinct folding outcomes (17, 18). The coupling runs through elongation timing: transient ribosomal attenuation coordinates synthesis with cotranslational folding (25), and codon-optimality signatures for cotranslational folding are conserved across yeasts (26).</w:t>
       </w:r>
       <w:r>
         <w:t xml:space="preserve"> </w:t>
@@ -1441,7 +1441,7 @@
         <w:t xml:space="preserve"> </w:t>
       </w:r>
       <w:r>
-        <w:t xml:space="preserve">is finite and load-bearing.</w:t>
+        <w:t xml:space="preserve">is finite and load-bearing. They include no archaeal or mammalian system, so the envelope’s generality rests on structural convergence rather than on molecular homology.</w:t>
       </w:r>
     </w:p>
     <w:bookmarkEnd w:id="18"/>
@@ -5298,7 +5298,23 @@
         <w:t xml:space="preserve"> </w:t>
       </w:r>
       <w:r>
-        <w:t xml:space="preserve">mass spectrometry (1), and translational supply ν from the tRNA adaptation index (23, 24). For each of the 18 multi-codon amino acids we computed the operational spread Δ_A, the mean pairwise distance among its synonyms in standardized coordinates, and compared the mean over amino acids against 10,000 permutation nulls (Methods). The full test grid, covering both axes, both null models, and both μ summary statistics, is in Table 5; per-codon coordinates are in Table S1 and per-amino-acid spreads in Table S2. Table 5 also lists the combined (μ, ν) space for completeness. We do not interpret it, because Δ in that space is a weighted mixture of a structured axis and an unstructured one, and its value moves with the mixing weights rather than with anything biological.</w:t>
+        <w:t xml:space="preserve">mass spectrometry (1), and translational supply ν from the tRNA adaptation index (23, 24). Per-codon μ at this resolution exists for no other organism, so everything in this section is established in</w:t>
+      </w:r>
+      <w:r>
+        <w:t xml:space="preserve"> </w:t>
+      </w:r>
+      <w:r>
+        <w:rPr>
+          <w:i/>
+          <w:iCs/>
+        </w:rPr>
+        <w:t xml:space="preserve">E. coli</w:t>
+      </w:r>
+      <w:r>
+        <w:t xml:space="preserve"> </w:t>
+      </w:r>
+      <w:r>
+        <w:t xml:space="preserve">alone. For each of the 18 multi-codon amino acids we computed the operational spread Δ_A, the mean pairwise distance among its synonyms in standardized coordinates, and compared the mean over amino acids against 10,000 permutation nulls (Methods). The full test grid, covering both axes, both null models, and both μ summary statistics, is in Table 5; per-codon coordinates are in Table S1 and per-amino-acid spreads in Table S2. Table 5 also lists the combined (μ, ν) space for completeness. We do not interpret it, because Δ in that space is a weighted mixture of a structured axis and an unstructured one, and its value moves with the mixing weights rather than with anything biological.</w:t>
       </w:r>
     </w:p>
     <w:p>
@@ -6591,7 +6607,7 @@
     </w:p>
     <w:bookmarkEnd w:id="31"/>
     <w:bookmarkEnd w:id="32"/>
-    <w:bookmarkStart w:id="36" w:name="discussion"/>
+    <w:bookmarkStart w:id="34" w:name="discussion"/>
     <w:p>
       <w:pPr>
         <w:pStyle w:val="Heading2"/>
@@ -6656,204 +6672,7 @@
         <w:t xml:space="preserve">The framework says nothing about why the code is a triplet code or why degeneracy exists. The observation above requires within-amino-acid synonymy to exist but says nothing about why it does. We make no code-origin claim.</w:t>
       </w:r>
     </w:p>
-    <w:bookmarkStart w:id="33" w:name="X98405abbcea33c7bd7dabed06ddffef5bf576a9"/>
-    <w:p>
-      <w:pPr>
-        <w:pStyle w:val="Heading3"/>
-      </w:pPr>
-      <w:r>
-        <w:t xml:space="preserve">Two analyses excluded during verification</w:t>
-      </w:r>
-    </w:p>
-    <w:p>
-      <w:pPr>
-        <w:pStyle w:val="FirstParagraph"/>
-      </w:pPr>
-      <w:r>
-        <w:t xml:space="preserve">An earlier version of this work reported two further empirical results. Both failed verification and are excluded here. We report them because the negatives are informative and because the corrected analyses are on disk (</w:t>
-      </w:r>
-      <w:r>
-        <w:rPr>
-          <w:rStyle w:val="VerbatimChar"/>
-        </w:rPr>
-        <w:t xml:space="preserve">scripts/07_removed_results.py</w:t>
-      </w:r>
-      <w:r>
-        <w:t xml:space="preserve">;</w:t>
-      </w:r>
-      <w:r>
-        <w:t xml:space="preserve"> </w:t>
-      </w:r>
-      <w:r>
-        <w:rPr>
-          <w:rStyle w:val="VerbatimChar"/>
-        </w:rPr>
-        <w:t xml:space="preserve">tables/Excluded_metal_site_backgrounds.tsv</w:t>
-      </w:r>
-      <w:r>
-        <w:t xml:space="preserve">,</w:t>
-      </w:r>
-      <w:r>
-        <w:t xml:space="preserve"> </w:t>
-      </w:r>
-      <w:r>
-        <w:rPr>
-          <w:rStyle w:val="VerbatimChar"/>
-        </w:rPr>
-        <w:t xml:space="preserve">tables/Excluded_crossspecies.tsv</w:t>
-      </w:r>
-      <w:r>
-        <w:t xml:space="preserve">).</w:t>
-      </w:r>
-    </w:p>
-    <w:p>
-      <w:pPr>
-        <w:pStyle w:val="BodyText"/>
-      </w:pPr>
-      <w:r>
-        <w:t xml:space="preserve">The first was codon deployment at metal-binding sites: all four two-codon liganding amino acids appeared to prefer the higher-supply synonym (OR 1.28 to 1.40, all p &lt; 0.03). That analysis used a genome-wide background. Metalloproteins are enriched for abundant enzymes and abundant genes have stronger codon bias, so the comparison confounds site-level selection with gene-level expression. Against codons at non-metal positions of the same genes, the expression-matched control, nothing survives: Asp OR 1.19, p = 0.17; Cys OR 1.22, p = 0.14; Glu OR 1.26, p = 0.14; His, the strongest published effect, OR 1.07, p = 0.62. A separate study extending the test to nine other definitions of structural criticality found all nine null. The site annotation is also unreliable: only ~60% of annotated metal-binding residues sit at a sequence position whose codon encodes the annotated amino acid, indicating a structure-to-sequence alignment error in roughly 40% of cases.</w:t>
-      </w:r>
-    </w:p>
-    <w:p>
-      <w:pPr>
-        <w:pStyle w:val="BodyText"/>
-      </w:pPr>
-      <w:r>
-        <w:t xml:space="preserve">The second was cross-species conservation of Δ_A between</w:t>
-      </w:r>
-      <w:r>
-        <w:t xml:space="preserve"> </w:t>
-      </w:r>
-      <w:r>
-        <w:rPr>
-          <w:i/>
-          <w:iCs/>
-        </w:rPr>
-        <w:t xml:space="preserve">E. coli</w:t>
-      </w:r>
-      <w:r>
-        <w:t xml:space="preserve">,</w:t>
-      </w:r>
-      <w:r>
-        <w:t xml:space="preserve"> </w:t>
-      </w:r>
-      <w:r>
-        <w:rPr>
-          <w:i/>
-          <w:iCs/>
-        </w:rPr>
-        <w:t xml:space="preserve">Bacillus subtilis</w:t>
-      </w:r>
-      <w:r>
-        <w:t xml:space="preserve">, and</w:t>
-      </w:r>
-      <w:r>
-        <w:t xml:space="preserve"> </w:t>
-      </w:r>
-      <w:r>
-        <w:rPr>
-          <w:i/>
-          <w:iCs/>
-        </w:rPr>
-        <w:t xml:space="preserve">Saccharomyces cerevisiae</w:t>
-      </w:r>
-      <w:r>
-        <w:t xml:space="preserve"> </w:t>
-      </w:r>
-      <w:r>
-        <w:t xml:space="preserve">(ρ = 0.63 to 0.92). Two artifacts produced it. Δ_A was computed in combined (μ, ν) space using E. coli μ for all three species, so the correlated vectors shared an identical coordinate by construction; and the supposedly species-specific supply vectors were not independent, 44 of the 60 E. coli values being bit-identical to the yeast values. Recomputing on the supply axis alone with independently derived weights leaves ρ = 0.46 to 0.73, one of three comparisons non-significant, in a different rank order. Testing this claim needs genuinely species-specific tRNA gene counts.</w:t>
-      </w:r>
-    </w:p>
-    <w:p>
-      <w:pPr>
-        <w:pStyle w:val="BodyText"/>
-      </w:pPr>
-      <w:r>
-        <w:t xml:space="preserve">Both failures were denominator failures rather than measurement failures: in the metal-site case the site data and the test statistic were identical in the surviving and the collapsing version, and only the comparison set differed.</w:t>
-      </w:r>
-    </w:p>
-    <w:bookmarkEnd w:id="33"/>
-    <w:bookmarkStart w:id="34" w:name="limitations"/>
-    <w:p>
-      <w:pPr>
-        <w:pStyle w:val="Heading3"/>
-      </w:pPr>
-      <w:r>
-        <w:t xml:space="preserve">Limitations</w:t>
-      </w:r>
-    </w:p>
-    <w:p>
-      <w:pPr>
-        <w:pStyle w:val="FirstParagraph"/>
-      </w:pPr>
-      <w:r>
-        <w:t xml:space="preserve">All μ values are from</w:t>
-      </w:r>
-      <w:r>
-        <w:t xml:space="preserve"> </w:t>
-      </w:r>
-      <w:r>
-        <w:rPr>
-          <w:i/>
-          <w:iCs/>
-        </w:rPr>
-        <w:t xml:space="preserve">E. coli</w:t>
-      </w:r>
-      <w:r>
-        <w:t xml:space="preserve"> </w:t>
-      </w:r>
-      <w:r>
-        <w:t xml:space="preserve">(1); per-codon μ is not available at this resolution for other organisms, so the axis result is established in one species only. ν is a supply proxy derived from tRNA gene copy number, not a measured ribosome transit time (23–26), and it is coarsely resolved — 21 distinct values across 59 codons — so while the test could have detected an effect of μ’s magnitude applied uniformly, it is underpowered for an effect confined to a subset of amino acids, and such an effect is not excluded. The μ clustering itself cannot be separated from mass-spectrometry detectability, since sampling depth carries essentially the same amino-acid-level structure as μ (η² = 0.560 against 0.556), so it is a property of the measured error landscape rather than a demonstrated property of decoding.</w:t>
-      </w:r>
-    </w:p>
-    <w:p>
-      <w:pPr>
-        <w:pStyle w:val="BodyText"/>
-      </w:pPr>
-      <w:r>
-        <w:t xml:space="preserve">The evidence base for the envelope is weighted toward bacteria, yeast, and nematode, with no archaeal or mammalian systems, so generality rests on structural convergence rather than on molecular homology. The reduced ODE is not fitted and establishes only that a threshold exists; the two-pool bound is an order-of-magnitude argument. The two-pool model leaves the folding arm 97.4% saturated at the operating point, a 113-fold excess of free chaperone over misfolded protein. Its parameters are not at fault —</w:t>
-      </w:r>
-      <w:r>
-        <w:t xml:space="preserve"> </w:t>
-      </w:r>
-      <w:r>
-        <w:rPr>
-          <w:rStyle w:val="VerbatimChar"/>
-        </w:rPr>
-        <w:t xml:space="preserve">C_tot</w:t>
-      </w:r>
-      <w:r>
-        <w:t xml:space="preserve"> </w:t>
-      </w:r>
-      <w:r>
-        <w:t xml:space="preserve">and</w:t>
-      </w:r>
-      <w:r>
-        <w:t xml:space="preserve"> </w:t>
-      </w:r>
-      <w:r>
-        <w:rPr>
-          <w:rStyle w:val="VerbatimChar"/>
-        </w:rPr>
-        <w:t xml:space="preserve">K_d</w:t>
-      </w:r>
-      <w:r>
-        <w:t xml:space="preserve"> </w:t>
-      </w:r>
-      <w:r>
-        <w:t xml:space="preserve">are used within their sourced ranges — but the model omits the nascent-chain folding load entirely, so it treats the whole chaperone pool as available to damaged protein. We expose that as the availability parameter θ and report headroom across it rather than assuming θ = 0, but θ is unmeasured, and until it is constrained the headroom is a range (×1.9–×25) rather than a value.</w:t>
-      </w:r>
-    </w:p>
-    <w:p>
-      <w:pPr>
-        <w:pStyle w:val="BodyText"/>
-      </w:pPr>
-      <w:r>
-        <w:t xml:space="preserve">Most importantly, the framework’s distinguishing prediction — supraadditivity across burden stages — remains untested experimentally.</w:t>
-      </w:r>
-    </w:p>
-    <w:bookmarkEnd w:id="34"/>
-    <w:bookmarkStart w:id="35" w:name="predictions"/>
+    <w:bookmarkStart w:id="33" w:name="predictions"/>
     <w:p>
       <w:pPr>
         <w:pStyle w:val="Heading3"/>
@@ -6962,9 +6781,9 @@
         </w:pict>
       </w:r>
     </w:p>
-    <w:bookmarkEnd w:id="35"/>
-    <w:bookmarkEnd w:id="36"/>
-    <w:bookmarkStart w:id="46" w:name="materials-and-methods"/>
+    <w:bookmarkEnd w:id="33"/>
+    <w:bookmarkEnd w:id="34"/>
+    <w:bookmarkStart w:id="44" w:name="materials-and-methods"/>
     <w:p>
       <w:pPr>
         <w:pStyle w:val="Heading2"/>
@@ -7032,7 +6851,7 @@
         <w:t xml:space="preserve">.</w:t>
       </w:r>
     </w:p>
-    <w:bookmarkStart w:id="37" w:name="codon-operational-coordinates"/>
+    <w:bookmarkStart w:id="35" w:name="codon-operational-coordinates"/>
     <w:p>
       <w:pPr>
         <w:pStyle w:val="Heading3"/>
@@ -7095,7 +6914,7 @@
         <w:t xml:space="preserve"> </w:t>
       </w:r>
       <w:r>
-        <w:t xml:space="preserve">K-12 (23, 24); it is a gene-copy-number proxy for supply rather than a measured elongation rate, and codon-level elongation effects are known to depend on local context and on cotranslational folding (25, 26). No supply vector is used without passing an objective test. Translational selection predicts that highly expressed genes shift synonymous usage toward well-served codons, so for a valid tAI the per-codon usage shift between ribosomal protein genes (rpl, rps, rpm) and all genes must be positively related to tAI. The accepted vector passes: the higher-tAI synonym gains usage in ribosomal genes in 15 of 18 amino acids (sign test p = 0.0038). A previously used vector fails the same test (12 of 18, p = 0.12) and is retained in</w:t>
+        <w:t xml:space="preserve">K-12 (23, 24); it is a gene-copy-number proxy for supply, not a measured elongation rate or ribosome transit time. No supply vector is used without passing an objective test. Translational selection predicts that highly expressed genes shift synonymous usage toward well-served codons, so for a valid tAI the per-codon usage shift between ribosomal protein genes (rpl, rps, rpm) and all genes must be positively related to tAI. The accepted vector passes: the higher-tAI synonym gains usage in ribosomal genes in 15 of 18 amino acids (sign test p = 0.0038). A previously used vector fails the same test (12 of 18, p = 0.12) and is retained in</w:t>
       </w:r>
       <w:r>
         <w:t xml:space="preserve"> </w:t>
@@ -7113,14 +6932,97 @@
         <w:t xml:space="preserve">under an explicit name so that the test suite can assert its failure (Table S3).</w:t>
       </w:r>
     </w:p>
+    <w:bookmarkEnd w:id="35"/>
+    <w:bookmarkStart w:id="36" w:name="operational-spread-and-null-models"/>
+    <w:p>
+      <w:pPr>
+        <w:pStyle w:val="Heading3"/>
+      </w:pPr>
+      <w:r>
+        <w:t xml:space="preserve">Operational spread and null models</w:t>
+      </w:r>
+    </w:p>
+    <w:p>
+      <w:pPr>
+        <w:pStyle w:val="FirstParagraph"/>
+      </w:pPr>
+      <w:r>
+        <w:t xml:space="preserve">Coordinates were standardized across the analysed codon set:</w:t>
+      </w:r>
+      <w:r>
+        <w:t xml:space="preserve"> </w:t>
+      </w:r>
+      <w:r>
+        <w:rPr>
+          <w:rStyle w:val="VerbatimChar"/>
+        </w:rPr>
+        <w:t xml:space="preserve">μ̃ = (log μ − mean log μ)/sd(log μ)</w:t>
+      </w:r>
+      <w:r>
+        <w:t xml:space="preserve"> </w:t>
+      </w:r>
+      <w:r>
+        <w:t xml:space="preserve">and</w:t>
+      </w:r>
+      <w:r>
+        <w:t xml:space="preserve"> </w:t>
+      </w:r>
+      <w:r>
+        <w:rPr>
+          <w:rStyle w:val="VerbatimChar"/>
+        </w:rPr>
+        <w:t xml:space="preserve">ν̃ = (ν − mean ν)/sd ν</w:t>
+      </w:r>
+      <w:r>
+        <w:t xml:space="preserve">. Log μ is used because raw μ spans three orders of magnitude and is right-skewed. Operational spread is the mean pairwise Euclidean distance among synonyms,</w:t>
+      </w:r>
+      <w:r>
+        <w:t xml:space="preserve"> </w:t>
+      </w:r>
+      <w:r>
+        <w:rPr>
+          <w:rStyle w:val="VerbatimChar"/>
+        </w:rPr>
+        <w:t xml:space="preserve">Δ_A = [1/C(n_A,2)] Σ_{j&lt;k} d(c_j, c_k)</w:t>
+      </w:r>
+      <w:r>
+        <w:t xml:space="preserve">. Met and Trp are excluded as single-codon amino acids, leaving 59 codons in 18 amino acids.</w:t>
+      </w:r>
+    </w:p>
+    <w:p>
+      <w:pPr>
+        <w:pStyle w:val="BodyText"/>
+      </w:pPr>
+      <w:r>
+        <w:t xml:space="preserve">Two null models were used, each with 10,000 permutations (seed 42). The within-degeneracy null permutes values only among codons whose amino acids have the same degeneracy, preserving both the number of codons per amino acid and the value pool within each degeneracy class. The full shuffle permutes values across all analysed codons, preserving only alphabet size. Axis-specific tests compute Δ on μ alone or ν alone. Empirical p-values are one-sided in the observed direction with a +1 correction, so p is never reported as zero; for the supply axis, where the direction is not fixed in advance, they are reported as descriptive rather than evidential. The between- and within-amino-acid partition of log μ is a one-way decomposition reported as η² = SS_between/SS_total with a one-way F test.</w:t>
+      </w:r>
+    </w:p>
+    <w:bookmarkEnd w:id="36"/>
+    <w:bookmarkStart w:id="37" w:name="detectable-effect-and-power-analysis"/>
+    <w:p>
+      <w:pPr>
+        <w:pStyle w:val="Heading3"/>
+      </w:pPr>
+      <w:r>
+        <w:t xml:space="preserve">Detectable-effect and power analysis</w:t>
+      </w:r>
+    </w:p>
+    <w:p>
+      <w:pPr>
+        <w:pStyle w:val="FirstParagraph"/>
+      </w:pPr>
+      <w:r>
+        <w:t xml:space="preserve">To size what each axis test could have detected, within-amino-acid deviations were shrunk toward the amino-acid mean by a factor s, with s = 1 the observed code and s = 0 making all synonyms identical, and the permutation test re-run at each s (2,000 permutations per point, confirmed at 10,000 at the selected point). The minimum detectable effect is the largest s still rejected at α = 0.05, expressed as the percentage by which Δ falls below its null mean, which makes the two axes comparable. Because Δ is a deterministic function of the code, a power calculation requires a stochastic effect model; we applied the shrinkage to a random subset of amino acids, each included with probability 0.5, and report the rejection rate over 40 replicates per point. This subset model is a stated assumption, not a measurement of tAI error, and the coarse replicate count is why we report where power fails to reach 0.80 rather than a point estimate of it.</w:t>
+      </w:r>
+    </w:p>
     <w:bookmarkEnd w:id="37"/>
-    <w:bookmarkStart w:id="38" w:name="operational-spread-and-null-models"/>
+    <w:bookmarkStart w:id="38" w:name="jackknife-and-detectability"/>
     <w:p>
       <w:pPr>
         <w:pStyle w:val="Heading3"/>
       </w:pPr>
       <w:r>
-        <w:t xml:space="preserve">Operational spread and null models</w:t>
+        <w:t xml:space="preserve">Jackknife and detectability</w:t>
       </w:r>
     </w:p>
     <w:p>
@@ -7128,7 +7030,25 @@
         <w:pStyle w:val="FirstParagraph"/>
       </w:pPr>
       <w:r>
-        <w:t xml:space="preserve">Coordinates were standardized across the analysed codon set:</w:t>
+        <w:t xml:space="preserve">Each of the 59 codons was deleted in turn and the within-degeneracy test re-run with the remaining set restandardized. Detectability exposure was quantified as the between-amino-acid variance partition of per-codon sampling depth, computed identically to the partition of log μ, together with the Spearman correlation between depth and log μ and re-running the permutation test after removing codons below the 10th and 25th percentiles of depth.</w:t>
+      </w:r>
+    </w:p>
+    <w:bookmarkEnd w:id="38"/>
+    <w:bookmarkStart w:id="39" w:name="reduced-dynamical-model"/>
+    <w:p>
+      <w:pPr>
+        <w:pStyle w:val="Heading3"/>
+      </w:pPr>
+      <w:r>
+        <w:t xml:space="preserve">Reduced dynamical model</w:t>
+      </w:r>
+    </w:p>
+    <w:p>
+      <w:pPr>
+        <w:pStyle w:val="FirstParagraph"/>
+      </w:pPr>
+      <w:r>
+        <w:t xml:space="preserve">The nondimensionalized burden model was analysed for fixed points and saddle-node structure by locating the interior maximum of</w:t>
       </w:r>
       <w:r>
         <w:t xml:space="preserve"> </w:t>
@@ -7137,13 +7057,31 @@
         <w:rPr>
           <w:rStyle w:val="VerbatimChar"/>
         </w:rPr>
-        <w:t xml:space="preserve">μ̃ = (log μ − mean log μ)/sd(log μ)</w:t>
-      </w:r>
-      <w:r>
-        <w:t xml:space="preserve"> </w:t>
-      </w:r>
-      <w:r>
-        <w:t xml:space="preserve">and</w:t>
+        <w:t xml:space="preserve">g(x) = x + ρx/(1+x) − χx²</w:t>
+      </w:r>
+      <w:r>
+        <w:t xml:space="preserve"> </w:t>
+      </w:r>
+      <w:r>
+        <w:t xml:space="preserve">on a dense grid. Figure 1 uses ρ = 4.0, χ = 0.15, giving a fold at x = 3.89 and λ_crit = 4.80. These parameters are illustrative and not estimated from data; the analysis establishes the existence of buffered, vulnerable, and overload regimes, not organism-specific values.</w:t>
+      </w:r>
+    </w:p>
+    <w:bookmarkEnd w:id="39"/>
+    <w:bookmarkStart w:id="40" w:name="bounds-and-the-paired-monte-carlo"/>
+    <w:p>
+      <w:pPr>
+        <w:pStyle w:val="Heading3"/>
+      </w:pPr>
+      <w:r>
+        <w:t xml:space="preserve">Bounds and the paired Monte Carlo</w:t>
+      </w:r>
+    </w:p>
+    <w:p>
+      <w:pPr>
+        <w:pStyle w:val="FirstParagraph"/>
+      </w:pPr>
+      <w:r>
+        <w:t xml:space="preserve">The combinatorial and two-pool bounds are as computed in the upstream</w:t>
       </w:r>
       <w:r>
         <w:t xml:space="preserve"> </w:t>
@@ -7152,169 +7090,50 @@
         <w:rPr>
           <w:rStyle w:val="VerbatimChar"/>
         </w:rPr>
-        <w:t xml:space="preserve">ν̃ = (ν − mean ν)/sd ν</w:t>
-      </w:r>
-      <w:r>
-        <w:t xml:space="preserve">. Log μ is used because raw μ spans three orders of magnitude and is right-skewed. Operational spread is the mean pairwise Euclidean distance among synonyms,</w:t>
-      </w:r>
-      <w:r>
-        <w:t xml:space="preserve"> </w:t>
+        <w:t xml:space="preserve">proteostasis-P1</w:t>
+      </w:r>
+      <w:r>
+        <w:t xml:space="preserve"> </w:t>
+      </w:r>
+      <w:r>
+        <w:t xml:space="preserve">analysis; the staged result files (</w:t>
       </w:r>
       <w:r>
         <w:rPr>
           <w:rStyle w:val="VerbatimChar"/>
         </w:rPr>
-        <w:t xml:space="preserve">Δ_A = [1/C(n_A,2)] Σ_{j&lt;k} d(c_j, c_k)</w:t>
-      </w:r>
-      <w:r>
-        <w:t xml:space="preserve">. Met and Trp are excluded as single-codon amino acids, leaving 59 codons in 18 amino acids.</w:t>
-      </w:r>
-    </w:p>
-    <w:p>
-      <w:pPr>
-        <w:pStyle w:val="BodyText"/>
-      </w:pPr>
-      <w:r>
-        <w:t xml:space="preserve">Two null models were used, each with 10,000 permutations (seed 42). The within-degeneracy null permutes values only among codons whose amino acids have the same degeneracy, preserving both the number of codons per amino acid and the value pool within each degeneracy class. The full shuffle permutes values across all analysed codons, preserving only alphabet size. Axis-specific tests compute Δ on μ alone or ν alone. Empirical p-values are one-sided in the observed direction with a +1 correction, so p is never reported as zero; for the supply axis, where the direction is not fixed in advance, they are reported as descriptive rather than evidential. The between- and within-amino-acid partition of log μ is a one-way decomposition reported as η² = SS_between/SS_total with a one-way F test.</w:t>
-      </w:r>
-    </w:p>
-    <w:bookmarkEnd w:id="38"/>
-    <w:bookmarkStart w:id="39" w:name="detectable-effect-and-power-analysis"/>
-    <w:p>
-      <w:pPr>
-        <w:pStyle w:val="Heading3"/>
-      </w:pPr>
-      <w:r>
-        <w:t xml:space="preserve">Detectable-effect and power analysis</w:t>
-      </w:r>
-    </w:p>
-    <w:p>
-      <w:pPr>
-        <w:pStyle w:val="FirstParagraph"/>
-      </w:pPr>
-      <w:r>
-        <w:t xml:space="preserve">To size what each axis test could have detected, within-amino-acid deviations were shrunk toward the amino-acid mean by a factor s, with s = 1 the observed code and s = 0 making all synonyms identical, and the permutation test re-run at each s (2,000 permutations per point, confirmed at 10,000 at the selected point). The minimum detectable effect is the largest s still rejected at α = 0.05, expressed as the percentage by which Δ falls below its null mean, which makes the two axes comparable. Because Δ is a deterministic function of the code, a power calculation requires a stochastic effect model; we applied the shrinkage to a random subset of amino acids, each included with probability 0.5, and report the rejection rate over 40 replicates per point. This subset model is a stated assumption, not a measurement of tAI error, and the coarse replicate count is why we report where power fails to reach 0.80 rather than a point estimate of it.</w:t>
-      </w:r>
-    </w:p>
-    <w:bookmarkEnd w:id="39"/>
-    <w:bookmarkStart w:id="40" w:name="jackknife-and-detectability"/>
-    <w:p>
-      <w:pPr>
-        <w:pStyle w:val="Heading3"/>
-      </w:pPr>
-      <w:r>
-        <w:t xml:space="preserve">Jackknife and detectability</w:t>
-      </w:r>
-    </w:p>
-    <w:p>
-      <w:pPr>
-        <w:pStyle w:val="FirstParagraph"/>
-      </w:pPr>
-      <w:r>
-        <w:t xml:space="preserve">Each of the 59 codons was deleted in turn and the within-degeneracy test re-run with the remaining set restandardized. Detectability exposure was quantified as the between-amino-acid variance partition of per-codon sampling depth, computed identically to the partition of log μ, together with the Spearman correlation between depth and log μ and re-running the permutation test after removing codons below the 10th and 25th percentiles of depth.</w:t>
+        <w:t xml:space="preserve">arithmetic_results.json</w:t>
+      </w:r>
+      <w:r>
+        <w:t xml:space="preserve">,</w:t>
+      </w:r>
+      <w:r>
+        <w:t xml:space="preserve"> </w:t>
+      </w:r>
+      <w:r>
+        <w:rPr>
+          <w:rStyle w:val="VerbatimChar"/>
+        </w:rPr>
+        <w:t xml:space="preserve">two_pool_results.json</w:t>
+      </w:r>
+      <w:r>
+        <w:t xml:space="preserve">,</w:t>
+      </w:r>
+      <w:r>
+        <w:t xml:space="preserve"> </w:t>
+      </w:r>
+      <w:r>
+        <w:rPr>
+          <w:rStyle w:val="VerbatimChar"/>
+        </w:rPr>
+        <w:t xml:space="preserve">paired_mc_results.json</w:t>
+      </w:r>
+      <w:r>
+        <w:t xml:space="preserve">) are the inputs used here. All two-bound comparisons use the paired Monte Carlo, in which the parameters shared by both bounds (protein length drawn from the empirical UniProt distribution, misfolding probability, synonymous absorption) are drawn once per sample and both bounds computed from that draw (5,000 draws, seed 17). Statistics derived from separately parameterized marginal runs are not comparable and are not used.</w:t>
       </w:r>
     </w:p>
     <w:bookmarkEnd w:id="40"/>
-    <w:bookmarkStart w:id="41" w:name="reduced-dynamical-model"/>
-    <w:p>
-      <w:pPr>
-        <w:pStyle w:val="Heading3"/>
-      </w:pPr>
-      <w:r>
-        <w:t xml:space="preserve">Reduced dynamical model</w:t>
-      </w:r>
-    </w:p>
-    <w:p>
-      <w:pPr>
-        <w:pStyle w:val="FirstParagraph"/>
-      </w:pPr>
-      <w:r>
-        <w:t xml:space="preserve">The nondimensionalized burden model was analysed for fixed points and saddle-node structure by locating the interior maximum of</w:t>
-      </w:r>
-      <w:r>
-        <w:t xml:space="preserve"> </w:t>
-      </w:r>
-      <w:r>
-        <w:rPr>
-          <w:rStyle w:val="VerbatimChar"/>
-        </w:rPr>
-        <w:t xml:space="preserve">g(x) = x + ρx/(1+x) − χx²</w:t>
-      </w:r>
-      <w:r>
-        <w:t xml:space="preserve"> </w:t>
-      </w:r>
-      <w:r>
-        <w:t xml:space="preserve">on a dense grid. Figure 1 uses ρ = 4.0, χ = 0.15, giving a fold at x = 3.89 and λ_crit = 4.80. These parameters are illustrative and not estimated from data; the analysis establishes the existence of buffered, vulnerable, and overload regimes, not organism-specific values.</w:t>
-      </w:r>
-    </w:p>
-    <w:bookmarkEnd w:id="41"/>
-    <w:bookmarkStart w:id="42" w:name="bounds-and-the-paired-monte-carlo"/>
-    <w:p>
-      <w:pPr>
-        <w:pStyle w:val="Heading3"/>
-      </w:pPr>
-      <w:r>
-        <w:t xml:space="preserve">Bounds and the paired Monte Carlo</w:t>
-      </w:r>
-    </w:p>
-    <w:p>
-      <w:pPr>
-        <w:pStyle w:val="FirstParagraph"/>
-      </w:pPr>
-      <w:r>
-        <w:t xml:space="preserve">The combinatorial and two-pool bounds are as computed in the upstream</w:t>
-      </w:r>
-      <w:r>
-        <w:t xml:space="preserve"> </w:t>
-      </w:r>
-      <w:r>
-        <w:rPr>
-          <w:rStyle w:val="VerbatimChar"/>
-        </w:rPr>
-        <w:t xml:space="preserve">proteostasis-P1</w:t>
-      </w:r>
-      <w:r>
-        <w:t xml:space="preserve"> </w:t>
-      </w:r>
-      <w:r>
-        <w:t xml:space="preserve">analysis; the staged result files (</w:t>
-      </w:r>
-      <w:r>
-        <w:rPr>
-          <w:rStyle w:val="VerbatimChar"/>
-        </w:rPr>
-        <w:t xml:space="preserve">arithmetic_results.json</w:t>
-      </w:r>
-      <w:r>
-        <w:t xml:space="preserve">,</w:t>
-      </w:r>
-      <w:r>
-        <w:t xml:space="preserve"> </w:t>
-      </w:r>
-      <w:r>
-        <w:rPr>
-          <w:rStyle w:val="VerbatimChar"/>
-        </w:rPr>
-        <w:t xml:space="preserve">two_pool_results.json</w:t>
-      </w:r>
-      <w:r>
-        <w:t xml:space="preserve">,</w:t>
-      </w:r>
-      <w:r>
-        <w:t xml:space="preserve"> </w:t>
-      </w:r>
-      <w:r>
-        <w:rPr>
-          <w:rStyle w:val="VerbatimChar"/>
-        </w:rPr>
-        <w:t xml:space="preserve">paired_mc_results.json</w:t>
-      </w:r>
-      <w:r>
-        <w:t xml:space="preserve">) are the inputs used here. All two-bound comparisons use the paired Monte Carlo, in which the parameters shared by both bounds (protein length drawn from the empirical UniProt distribution, misfolding probability, synonymous absorption) are drawn once per sample and both bounds computed from that draw (5,000 draws, seed 17). Statistics derived from separately parameterized marginal runs are not comparable and are not used.</w:t>
-      </w:r>
-    </w:p>
-    <w:bookmarkEnd w:id="42"/>
-    <w:bookmarkStart w:id="43" w:name="X63c65a1654dddbb69f29a0c2fdc10da06ae5812"/>
+    <w:bookmarkStart w:id="41" w:name="X63c65a1654dddbb69f29a0c2fdc10da06ae5812"/>
     <w:p>
       <w:pPr>
         <w:pStyle w:val="Heading3"/>
@@ -7416,8 +7235,8 @@
         <w:t xml:space="preserve">. θ is swept, not fitted, and is not estimated by this work.</w:t>
       </w:r>
     </w:p>
-    <w:bookmarkEnd w:id="43"/>
-    <w:bookmarkStart w:id="44" w:name="Xa16e1ab5d5781b6d52e9ded9b0cf31edbb01efe"/>
+    <w:bookmarkEnd w:id="41"/>
+    <w:bookmarkStart w:id="42" w:name="Xa16e1ab5d5781b6d52e9ded9b0cf31edbb01efe"/>
     <w:p>
       <w:pPr>
         <w:pStyle w:val="Heading3"/>
@@ -7501,8 +7320,8 @@
         <w:t xml:space="preserve">reported alongside because the folding arm is saturated in this parameterization (Table S5). The factorial is evaluated at the usage-weighted mean per-codon error rate, read at run time from the burden analysis rather than written into the script, so that it cannot drift from the value the burden analysis derives; the window-bottom value is retained only as a labelled comparison row.</w:t>
       </w:r>
     </w:p>
-    <w:bookmarkEnd w:id="44"/>
-    <w:bookmarkStart w:id="45" w:name="data-and-code-availability"/>
+    <w:bookmarkEnd w:id="42"/>
+    <w:bookmarkStart w:id="43" w:name="data-and-code-availability"/>
     <w:p>
       <w:pPr>
         <w:pStyle w:val="Heading3"/>
@@ -7562,9 +7381,9 @@
         </w:pict>
       </w:r>
     </w:p>
-    <w:bookmarkEnd w:id="45"/>
-    <w:bookmarkEnd w:id="46"/>
-    <w:bookmarkStart w:id="47" w:name="supplementary-tables"/>
+    <w:bookmarkEnd w:id="43"/>
+    <w:bookmarkEnd w:id="44"/>
+    <w:bookmarkStart w:id="45" w:name="supplementary-tables"/>
     <w:p>
       <w:pPr>
         <w:pStyle w:val="Heading2"/>
@@ -7600,8 +7419,8 @@
         </w:pict>
       </w:r>
     </w:p>
-    <w:bookmarkEnd w:id="47"/>
-    <w:bookmarkStart w:id="48" w:name="references"/>
+    <w:bookmarkEnd w:id="45"/>
+    <w:bookmarkStart w:id="46" w:name="references"/>
     <w:p>
       <w:pPr>
         <w:pStyle w:val="Heading2"/>
@@ -8412,8 +8231,8 @@
         <w:t xml:space="preserve">121, e2316834121, 2024. PMID 38252823.</w:t>
       </w:r>
     </w:p>
-    <w:bookmarkEnd w:id="48"/>
-    <w:bookmarkEnd w:id="49"/>
+    <w:bookmarkEnd w:id="46"/>
+    <w:bookmarkEnd w:id="47"/>
     <w:sectPr>
       <w:footnotePr>
         <w:numRestart w:val="eachSect"/>
